--- a/downloads/documents/04 Units/Unit 06 - Food Systems and Production - From Farm to Table/Lesson 06.16 - Cook Day.docx
+++ b/downloads/documents/04 Units/Unit 06 - Food Systems and Production - From Farm to Table/Lesson 06.16 - Cook Day.docx
@@ -408,7 +408,7 @@
         <w:t xml:space="preserve"> </w:t>
       </w:r>
       <w:r>
-        <w:t xml:space="preserve">Tier 3 (FACS): mise en place, hold time, portion, plate up, danger zone, station check, cross contamination. See the unit vocabulary list for Turkish, Portuguese, and Spanish.</w:t>
+        <w:t xml:space="preserve">Tier 3 (FACS): mise en place, hold time, portion, plate up, danger zone, station check, cross contamination. See the unit vocabulary list for the Spanish column.</w:t>
       </w:r>
     </w:p>
     <w:p>
@@ -2855,7 +2855,7 @@
         <w:pStyle w:val="Compact"/>
       </w:pPr>
       <w:r>
-        <w:t xml:space="preserve">ELL: the station card’s picture flowchart version (eight drawn boxes) may be the version at the station; the duty strip is one line with a picture of the tool and the action; the six-step sanitation routine is on a poster with a picture per step in all four languages; the two-things-that-go-wrong card is written in short sentences and repeated in Turkish, Portuguese, and Spanish on the back; the key check answer may be given by pointing to the checklist line instead of reading it aloud; a bilingual teammate is paired at every station where possible.</w:t>
+        <w:t xml:space="preserve">ELL: the station card’s picture flowchart version (eight drawn boxes) may be the version at the station; the duty strip is one line with a picture of the tool and the action; the six-step sanitation routine is on a poster with a picture per step in English and Spanish; the two-things-that-go-wrong card is written in short sentences and repeated in Spanish on the back; the key check answer may be given by pointing to the checklist line instead of reading it aloud; a bilingual teammate is paired at every station where possible.</w:t>
       </w:r>
     </w:p>
     <w:p>

--- a/downloads/documents/04 Units/Unit 06 - Food Systems and Production - From Farm to Table/Lesson 06.16 - Cook Day.docx
+++ b/downloads/documents/04 Units/Unit 06 - Food Systems and Production - From Farm to Table/Lesson 06.16 - Cook Day.docx
@@ -645,7 +645,7 @@
         <w:pStyle w:val="FirstParagraph"/>
       </w:pPr>
       <w:r>
-        <w:t xml:space="preserve">Three labs in Topic 6.2 (Lessons 6.7, 6.8, 6.9) already scored every student on Rubric 01, and those four numbers per student are the pre-assessment for today. Read them the night before. A student who scored a 1 or 2 on the safety row in any of those labs stands where you can see them today and gets a role with a fixed position. The pre-flight check in the first four minutes is the second read, and it is the one that decides whether a station starts.</w:t>
+        <w:t xml:space="preserve">Three labs in Topic 6.2 (Lessons 6.7, 6.8, 6.9) already scored every student on Rubric 01, and those three scores per student are the pre-assessment for today. Read them the night before. A student who scored a 1 or 2 on the safety row in any of those labs stands where you can see them today and gets a role with a fixed position. The pre-flight check in the first four minutes is the second read, and it is the one that decides whether a station starts.</w:t>
       </w:r>
     </w:p>
     <w:p>
